--- a/MyDocumentConverterMultiOSV10/samples/output/data/ipynb/docx.docx
+++ b/MyDocumentConverterMultiOSV10/samples/output/data/ipynb/docx.docx
@@ -78,7 +78,7 @@
       <w:r>
         <w:t xml:space="preserve">, 그리고 </w:t>
       </w:r>
-      <w:hyperlink w:history="1" r:id="rIdtvjezhafmwcwzlmqwda_m">
+      <w:hyperlink w:history="1" r:id="rIdrxxvbo8g6m7xtz3d7saeh">
         <w:r>
           <w:rPr>
             <w:rStyle w:val="Hyperlink"/>
@@ -736,7 +736,7 @@
       <w:r>
         <w:t xml:space="preserve"> 자동 링크 </w:t>
       </w:r>
-      <w:hyperlink w:history="1" r:id="rIdsbiiyolknpz-b0-vsreic">
+      <w:hyperlink w:history="1" r:id="rIdorqyggkhwpvg2r4ghuz38">
         <w:r>
           <w:rPr>
             <w:rStyle w:val="Hyperlink"/>
@@ -747,7 +747,7 @@
       <w:r>
         <w:t xml:space="preserve"> 와 </w:t>
       </w:r>
-      <w:hyperlink w:history="1" r:id="rIddhxwvsthagignlrtgxezz">
+      <w:hyperlink w:history="1" r:id="rIdfuuukzz80cic9yuocdz0z">
         <w:r>
           <w:rPr>
             <w:rStyle w:val="Hyperlink"/>
